--- a/docs/lab2/2312741_NguyenThanhTam_Lab2.docx
+++ b/docs/lab2/2312741_NguyenThanhTam_Lab2.docx
@@ -92,7 +92,7 @@
           <w:b/>
           <w:color w:val="1F4E79"/>
         </w:rPr>
-        <w:t>NGUYỄN THÀNH TÂM</w:t>
+        <w:t>NGUYỄN THANH TÂM</w:t>
         <w:br/>
       </w:r>
       <w:r>
